--- a/Website Specification & template.docx
+++ b/Website Specification & template.docx
@@ -172,6 +172,7 @@
     </w:p>
     <w:p>
       <w:pPr>
+        <w:ind w:left="720"/>
         <w:rPr>
           <w:rFonts w:ascii="Arial" w:hAnsi="Arial" w:cs="Arial"/>
           <w:sz w:val="28"/>
@@ -182,29 +183,35 @@
       <w:r>
         <w:rPr>
           <w:rFonts w:ascii="Arial" w:hAnsi="Arial" w:cs="Arial"/>
+          <w:b/>
+          <w:bCs/>
           <w:sz w:val="28"/>
           <w:szCs w:val="28"/>
           <w:lang w:val="en-US"/>
         </w:rPr>
-        <w:t xml:space="preserve">     </w:t>
-      </w:r>
-      <w:r>
-        <w:rPr>
-          <w:rFonts w:ascii="Arial" w:hAnsi="Arial" w:cs="Arial"/>
+        <w:t>O</w:t>
+      </w:r>
+      <w:r>
+        <w:rPr>
+          <w:rFonts w:ascii="Arial" w:hAnsi="Arial" w:cs="Arial"/>
+          <w:b/>
+          <w:bCs/>
           <w:sz w:val="28"/>
           <w:szCs w:val="28"/>
           <w:lang w:val="en-US"/>
         </w:rPr>
-        <w:t>-</w:t>
-      </w:r>
-      <w:r>
-        <w:rPr>
-          <w:rFonts w:ascii="Arial" w:hAnsi="Arial" w:cs="Arial"/>
+        <w:t>bjective</w:t>
+      </w:r>
+      <w:r>
+        <w:rPr>
+          <w:rFonts w:ascii="Arial" w:hAnsi="Arial" w:cs="Arial"/>
+          <w:b/>
+          <w:bCs/>
           <w:sz w:val="28"/>
           <w:szCs w:val="28"/>
           <w:lang w:val="en-US"/>
         </w:rPr>
-        <w:t xml:space="preserve"> The </w:t>
+        <w:t>:</w:t>
       </w:r>
       <w:r>
         <w:rPr>
@@ -213,24 +220,58 @@
           <w:szCs w:val="28"/>
           <w:lang w:val="en-US"/>
         </w:rPr>
-        <w:t>objectives</w:t>
-      </w:r>
-      <w:r>
+        <w:t xml:space="preserve"> To create a simple and user-friendly website for buying  tractors online.</w:t>
+      </w:r>
+    </w:p>
+    <w:p>
+      <w:pPr>
         <w:rPr>
           <w:rFonts w:ascii="Arial" w:hAnsi="Arial" w:cs="Arial"/>
           <w:sz w:val="28"/>
           <w:szCs w:val="28"/>
           <w:lang w:val="en-US"/>
         </w:rPr>
-        <w:t xml:space="preserve"> and goals</w:t>
-      </w:r>
-      <w:r>
-        <w:rPr>
-          <w:rFonts w:ascii="Arial" w:hAnsi="Arial" w:cs="Arial"/>
+      </w:pPr>
+      <w:r>
+        <w:rPr>
+          <w:rFonts w:ascii="Arial" w:hAnsi="Arial" w:cs="Arial"/>
+          <w:b/>
+          <w:bCs/>
           <w:sz w:val="28"/>
           <w:szCs w:val="28"/>
           <w:lang w:val="en-US"/>
         </w:rPr>
+        <w:t xml:space="preserve">  </w:t>
+      </w:r>
+      <w:r>
+        <w:rPr>
+          <w:rFonts w:ascii="Arial" w:hAnsi="Arial" w:cs="Arial"/>
+          <w:b/>
+          <w:bCs/>
+          <w:sz w:val="28"/>
+          <w:szCs w:val="28"/>
+          <w:lang w:val="en-US"/>
+        </w:rPr>
+        <w:t>G</w:t>
+      </w:r>
+      <w:r>
+        <w:rPr>
+          <w:rFonts w:ascii="Arial" w:hAnsi="Arial" w:cs="Arial"/>
+          <w:b/>
+          <w:bCs/>
+          <w:sz w:val="28"/>
+          <w:szCs w:val="28"/>
+          <w:lang w:val="en-US"/>
+        </w:rPr>
+        <w:t>oals</w:t>
+      </w:r>
+      <w:r>
+        <w:rPr>
+          <w:rFonts w:ascii="Arial" w:hAnsi="Arial" w:cs="Arial"/>
+          <w:sz w:val="28"/>
+          <w:szCs w:val="28"/>
+          <w:lang w:val="en-US"/>
+        </w:rPr>
         <w:t xml:space="preserve"> of the </w:t>
       </w:r>
       <w:r>
@@ -259,18 +300,17 @@
           <w:szCs w:val="28"/>
           <w:lang w:val="en-US"/>
         </w:rPr>
-        <w:t xml:space="preserve">        . To promote tractors business online</w:t>
-      </w:r>
-    </w:p>
-    <w:p>
-      <w:pPr>
+        <w:t xml:space="preserve">        </w:t>
+      </w:r>
+      <w:r>
         <w:rPr>
           <w:rFonts w:ascii="Arial" w:hAnsi="Arial" w:cs="Arial"/>
           <w:sz w:val="28"/>
           <w:szCs w:val="28"/>
           <w:lang w:val="en-US"/>
         </w:rPr>
-      </w:pPr>
+        <w:t>1.</w:t>
+      </w:r>
       <w:r>
         <w:rPr>
           <w:rFonts w:ascii="Arial" w:hAnsi="Arial" w:cs="Arial"/>
@@ -278,18 +318,17 @@
           <w:szCs w:val="28"/>
           <w:lang w:val="en-US"/>
         </w:rPr>
-        <w:t xml:space="preserve">        . To allow product comparison</w:t>
-      </w:r>
-    </w:p>
-    <w:p>
-      <w:pPr>
+        <w:t xml:space="preserve"> To promote </w:t>
+      </w:r>
+      <w:r>
         <w:rPr>
           <w:rFonts w:ascii="Arial" w:hAnsi="Arial" w:cs="Arial"/>
           <w:sz w:val="28"/>
           <w:szCs w:val="28"/>
           <w:lang w:val="en-US"/>
         </w:rPr>
-      </w:pPr>
+        <w:t>tractors’</w:t>
+      </w:r>
       <w:r>
         <w:rPr>
           <w:rFonts w:ascii="Arial" w:hAnsi="Arial" w:cs="Arial"/>
@@ -297,69 +336,27 @@
           <w:szCs w:val="28"/>
           <w:lang w:val="en-US"/>
         </w:rPr>
-        <w:t xml:space="preserve">        . Improve accessibility to customers</w:t>
-      </w:r>
-    </w:p>
-    <w:p>
-      <w:pPr>
-        <w:rPr>
-          <w:rFonts w:ascii="Arial" w:hAnsi="Arial" w:cs="Arial"/>
-          <w:sz w:val="28"/>
-          <w:szCs w:val="28"/>
-        </w:rPr>
-      </w:pPr>
-      <w:r>
+        <w:t xml:space="preserve"> business online</w:t>
+      </w:r>
+    </w:p>
+    <w:p>
+      <w:pPr>
         <w:rPr>
           <w:rFonts w:ascii="Arial" w:hAnsi="Arial" w:cs="Arial"/>
           <w:sz w:val="28"/>
           <w:szCs w:val="28"/>
           <w:lang w:val="en-US"/>
         </w:rPr>
-        <w:t xml:space="preserve">        . </w:t>
-      </w:r>
-      <w:r>
-        <w:rPr>
-          <w:rFonts w:ascii="Arial" w:hAnsi="Arial" w:cs="Arial"/>
-          <w:sz w:val="28"/>
-          <w:szCs w:val="28"/>
-        </w:rPr>
-        <w:t>To display detailed information about each tractor</w:t>
-      </w:r>
-    </w:p>
-    <w:p>
-      <w:pPr>
-        <w:rPr>
-          <w:rFonts w:ascii="Arial" w:hAnsi="Arial" w:cs="Arial"/>
-          <w:sz w:val="28"/>
-          <w:szCs w:val="28"/>
-        </w:rPr>
-      </w:pPr>
-      <w:r>
-        <w:rPr>
-          <w:rFonts w:ascii="Arial" w:hAnsi="Arial" w:cs="Arial"/>
-          <w:sz w:val="28"/>
-          <w:szCs w:val="28"/>
-        </w:rPr>
-        <w:t xml:space="preserve">        . Allow </w:t>
-      </w:r>
-      <w:r>
-        <w:rPr>
-          <w:rFonts w:ascii="Arial" w:hAnsi="Arial" w:cs="Arial"/>
-          <w:sz w:val="28"/>
-          <w:szCs w:val="28"/>
-        </w:rPr>
-        <w:t>users to search for tractors</w:t>
-      </w:r>
-    </w:p>
-    <w:p>
-      <w:pPr>
+      </w:pPr>
+      <w:r>
         <w:rPr>
           <w:rFonts w:ascii="Arial" w:hAnsi="Arial" w:cs="Arial"/>
           <w:sz w:val="28"/>
           <w:szCs w:val="28"/>
           <w:lang w:val="en-US"/>
         </w:rPr>
-      </w:pPr>
+        <w:t xml:space="preserve">        </w:t>
+      </w:r>
       <w:r>
         <w:rPr>
           <w:rFonts w:ascii="Arial" w:hAnsi="Arial" w:cs="Arial"/>
@@ -367,42 +364,36 @@
           <w:szCs w:val="28"/>
           <w:lang w:val="en-US"/>
         </w:rPr>
-        <w:t xml:space="preserve">        . To provide a better shopping experience</w:t>
-      </w:r>
-    </w:p>
-    <w:p>
-      <w:pPr>
+        <w:t xml:space="preserve">2. </w:t>
+      </w:r>
+      <w:r>
         <w:rPr>
           <w:rFonts w:ascii="Arial" w:hAnsi="Arial" w:cs="Arial"/>
           <w:sz w:val="28"/>
           <w:szCs w:val="28"/>
           <w:lang w:val="en-US"/>
         </w:rPr>
-      </w:pPr>
-      <w:r>
+        <w:t>To allow product comparison</w:t>
+      </w:r>
+    </w:p>
+    <w:p>
+      <w:pPr>
         <w:rPr>
           <w:rFonts w:ascii="Arial" w:hAnsi="Arial" w:cs="Arial"/>
           <w:sz w:val="28"/>
           <w:szCs w:val="28"/>
           <w:lang w:val="en-US"/>
         </w:rPr>
-        <w:t xml:space="preserve">        . To reach more customers</w:t>
-      </w:r>
-    </w:p>
-    <w:p>
-      <w:pPr>
-        <w:pStyle w:val="ListParagraph"/>
-        <w:numPr>
-          <w:ilvl w:val="0"/>
-          <w:numId w:val="15"/>
-        </w:numPr>
+      </w:pPr>
+      <w:r>
         <w:rPr>
           <w:rFonts w:ascii="Arial" w:hAnsi="Arial" w:cs="Arial"/>
           <w:sz w:val="28"/>
           <w:szCs w:val="28"/>
           <w:lang w:val="en-US"/>
         </w:rPr>
-      </w:pPr>
+        <w:t xml:space="preserve">        </w:t>
+      </w:r>
       <w:r>
         <w:rPr>
           <w:rFonts w:ascii="Arial" w:hAnsi="Arial" w:cs="Arial"/>
@@ -410,8 +401,192 @@
           <w:szCs w:val="28"/>
           <w:lang w:val="en-US"/>
         </w:rPr>
+        <w:t>3. Improve</w:t>
+      </w:r>
+      <w:r>
+        <w:rPr>
+          <w:rFonts w:ascii="Arial" w:hAnsi="Arial" w:cs="Arial"/>
+          <w:sz w:val="28"/>
+          <w:szCs w:val="28"/>
+          <w:lang w:val="en-US"/>
+        </w:rPr>
+        <w:t xml:space="preserve"> accessibility to customers</w:t>
+      </w:r>
+    </w:p>
+    <w:p>
+      <w:pPr>
+        <w:rPr>
+          <w:rFonts w:ascii="Arial" w:hAnsi="Arial" w:cs="Arial"/>
+          <w:sz w:val="28"/>
+          <w:szCs w:val="28"/>
+        </w:rPr>
+      </w:pPr>
+      <w:r>
+        <w:rPr>
+          <w:rFonts w:ascii="Arial" w:hAnsi="Arial" w:cs="Arial"/>
+          <w:sz w:val="28"/>
+          <w:szCs w:val="28"/>
+          <w:lang w:val="en-US"/>
+        </w:rPr>
+        <w:t xml:space="preserve">        </w:t>
+      </w:r>
+      <w:r>
+        <w:rPr>
+          <w:rFonts w:ascii="Arial" w:hAnsi="Arial" w:cs="Arial"/>
+          <w:sz w:val="28"/>
+          <w:szCs w:val="28"/>
+          <w:lang w:val="en-US"/>
+        </w:rPr>
+        <w:t>4.</w:t>
+      </w:r>
+      <w:r>
+        <w:rPr>
+          <w:rFonts w:ascii="Arial" w:hAnsi="Arial" w:cs="Arial"/>
+          <w:sz w:val="28"/>
+          <w:szCs w:val="28"/>
+          <w:lang w:val="en-US"/>
+        </w:rPr>
+        <w:t xml:space="preserve"> </w:t>
+      </w:r>
+      <w:r>
+        <w:rPr>
+          <w:rFonts w:ascii="Arial" w:hAnsi="Arial" w:cs="Arial"/>
+          <w:sz w:val="28"/>
+          <w:szCs w:val="28"/>
+        </w:rPr>
+        <w:t>To display detailed information about each tracto</w:t>
+      </w:r>
+      <w:r>
+        <w:rPr>
+          <w:rFonts w:ascii="Arial" w:hAnsi="Arial" w:cs="Arial"/>
+          <w:sz w:val="28"/>
+          <w:szCs w:val="28"/>
+        </w:rPr>
+        <w:t>r</w:t>
+      </w:r>
+    </w:p>
+    <w:p>
+      <w:pPr>
+        <w:rPr>
+          <w:rFonts w:ascii="Arial" w:hAnsi="Arial" w:cs="Arial"/>
+          <w:sz w:val="28"/>
+          <w:szCs w:val="28"/>
+          <w:lang w:val="en-US"/>
+        </w:rPr>
+      </w:pPr>
+      <w:r>
+        <w:rPr>
+          <w:rFonts w:ascii="Arial" w:hAnsi="Arial" w:cs="Arial"/>
+          <w:sz w:val="28"/>
+          <w:szCs w:val="28"/>
+          <w:lang w:val="en-US"/>
+        </w:rPr>
+        <w:t xml:space="preserve">        </w:t>
+      </w:r>
+      <w:r>
+        <w:rPr>
+          <w:rFonts w:ascii="Arial" w:hAnsi="Arial" w:cs="Arial"/>
+          <w:sz w:val="28"/>
+          <w:szCs w:val="28"/>
+          <w:lang w:val="en-US"/>
+        </w:rPr>
+        <w:t>5.</w:t>
+      </w:r>
+      <w:r>
+        <w:rPr>
+          <w:rFonts w:ascii="Arial" w:hAnsi="Arial" w:cs="Arial"/>
+          <w:sz w:val="28"/>
+          <w:szCs w:val="28"/>
+          <w:lang w:val="en-US"/>
+        </w:rPr>
+        <w:t xml:space="preserve"> To provide a better shopping experience</w:t>
+      </w:r>
+    </w:p>
+    <w:p>
+      <w:pPr>
+        <w:rPr>
+          <w:rFonts w:ascii="Arial" w:hAnsi="Arial" w:cs="Arial"/>
+          <w:sz w:val="28"/>
+          <w:szCs w:val="28"/>
+          <w:lang w:val="en-US"/>
+        </w:rPr>
+      </w:pPr>
+      <w:r>
+        <w:rPr>
+          <w:rFonts w:ascii="Arial" w:hAnsi="Arial" w:cs="Arial"/>
+          <w:sz w:val="28"/>
+          <w:szCs w:val="28"/>
+          <w:lang w:val="en-US"/>
+        </w:rPr>
+        <w:t xml:space="preserve">        </w:t>
+      </w:r>
+      <w:r>
+        <w:rPr>
+          <w:rFonts w:ascii="Arial" w:hAnsi="Arial" w:cs="Arial"/>
+          <w:sz w:val="28"/>
+          <w:szCs w:val="28"/>
+          <w:lang w:val="en-US"/>
+        </w:rPr>
+        <w:t>6.</w:t>
+      </w:r>
+      <w:r>
+        <w:rPr>
+          <w:rFonts w:ascii="Arial" w:hAnsi="Arial" w:cs="Arial"/>
+          <w:sz w:val="28"/>
+          <w:szCs w:val="28"/>
+          <w:lang w:val="en-US"/>
+        </w:rPr>
+        <w:t xml:space="preserve"> To reach more customers</w:t>
+      </w:r>
+    </w:p>
+    <w:p>
+      <w:pPr>
+        <w:rPr>
+          <w:rFonts w:ascii="Arial" w:hAnsi="Arial" w:cs="Arial"/>
+          <w:sz w:val="28"/>
+          <w:szCs w:val="28"/>
+          <w:lang w:val="en-US"/>
+        </w:rPr>
+      </w:pPr>
+    </w:p>
+    <w:p>
+      <w:pPr>
+        <w:pStyle w:val="ListParagraph"/>
+        <w:ind w:left="590"/>
+        <w:rPr>
+          <w:rFonts w:ascii="Arial" w:hAnsi="Arial" w:cs="Arial"/>
+          <w:b/>
+          <w:bCs/>
+          <w:sz w:val="28"/>
+          <w:szCs w:val="28"/>
+          <w:lang w:val="en-US"/>
+        </w:rPr>
+      </w:pPr>
+      <w:r>
+        <w:rPr>
+          <w:rFonts w:ascii="Arial" w:hAnsi="Arial" w:cs="Arial"/>
+          <w:b/>
+          <w:bCs/>
+          <w:sz w:val="28"/>
+          <w:szCs w:val="28"/>
+          <w:lang w:val="en-US"/>
+        </w:rPr>
         <w:t>Target audience</w:t>
       </w:r>
+    </w:p>
+    <w:p>
+      <w:pPr>
+        <w:pStyle w:val="ListParagraph"/>
+        <w:ind w:left="590"/>
+        <w:rPr>
+          <w:rFonts w:ascii="Arial" w:hAnsi="Arial" w:cs="Arial"/>
+          <w:b/>
+          <w:bCs/>
+          <w:sz w:val="28"/>
+          <w:szCs w:val="28"/>
+          <w:lang w:val="en-US"/>
+        </w:rPr>
+      </w:pPr>
     </w:p>
     <w:p>
       <w:pPr>
@@ -440,69 +615,86 @@
       <w:r>
         <w:rPr>
           <w:rFonts w:ascii="Arial" w:eastAsia="Times New Roman" w:hAnsi="Arial" w:cs="Arial"/>
+          <w:kern w:val="0"/>
+          <w:sz w:val="28"/>
+          <w:szCs w:val="28"/>
+          <w:lang w:eastAsia="en-ZA"/>
+          <w14:ligatures w14:val="none"/>
+        </w:rPr>
+        <w:t>farmers, agricultural businesses, and individuals interested in buying tractors.</w:t>
+      </w:r>
+    </w:p>
+    <w:p>
+      <w:pPr>
+        <w:pStyle w:val="ListParagraph"/>
+        <w:ind w:left="590"/>
+        <w:rPr>
+          <w:rFonts w:ascii="Times New Roman" w:eastAsia="Times New Roman" w:hAnsi="Times New Roman" w:cs="Times New Roman"/>
+          <w:kern w:val="0"/>
+          <w:sz w:val="28"/>
+          <w:szCs w:val="28"/>
+          <w:lang w:eastAsia="en-ZA"/>
+          <w14:ligatures w14:val="none"/>
+        </w:rPr>
+      </w:pPr>
+    </w:p>
+    <w:p>
+      <w:pPr>
+        <w:pStyle w:val="ListParagraph"/>
+        <w:ind w:left="590"/>
+        <w:rPr>
+          <w:rFonts w:ascii="Arial" w:hAnsi="Arial" w:cs="Arial"/>
+          <w:sz w:val="28"/>
+          <w:szCs w:val="28"/>
+        </w:rPr>
+      </w:pPr>
+      <w:r>
+        <w:rPr>
+          <w:rFonts w:ascii="Arial" w:hAnsi="Arial" w:cs="Arial"/>
+          <w:sz w:val="28"/>
+          <w:szCs w:val="28"/>
+        </w:rPr>
+        <w:t>.</w:t>
+      </w:r>
+      <w:r>
+        <w:rPr>
+          <w:rFonts w:ascii="Arial" w:hAnsi="Arial" w:cs="Arial"/>
+          <w:sz w:val="28"/>
+          <w:szCs w:val="28"/>
+        </w:rPr>
+        <w:t xml:space="preserve">  </w:t>
+      </w:r>
+      <w:r>
+        <w:rPr>
+          <w:rFonts w:ascii="Arial" w:hAnsi="Arial" w:cs="Arial"/>
+          <w:sz w:val="28"/>
+          <w:szCs w:val="28"/>
+        </w:rPr>
+        <w:t>Age</w:t>
+      </w:r>
+      <w:r>
+        <w:rPr>
+          <w:rFonts w:ascii="Arial" w:hAnsi="Arial" w:cs="Arial"/>
           <w:b/>
           <w:bCs/>
-          <w:kern w:val="0"/>
-          <w:sz w:val="28"/>
-          <w:szCs w:val="28"/>
-          <w:lang w:eastAsia="en-ZA"/>
-          <w14:ligatures w14:val="none"/>
-        </w:rPr>
-        <w:t>farmers, agricultural businesses, and individuals interested in buying tractors</w:t>
-      </w:r>
-      <w:r>
-        <w:rPr>
-          <w:rFonts w:ascii="Arial" w:eastAsia="Times New Roman" w:hAnsi="Arial" w:cs="Arial"/>
-          <w:kern w:val="0"/>
-          <w:sz w:val="28"/>
-          <w:szCs w:val="28"/>
-          <w:lang w:eastAsia="en-ZA"/>
-          <w14:ligatures w14:val="none"/>
-        </w:rPr>
-        <w:t>.</w:t>
+          <w:sz w:val="28"/>
+          <w:szCs w:val="28"/>
+        </w:rPr>
+        <w:t>:</w:t>
+      </w:r>
+      <w:r>
+        <w:rPr>
+          <w:rFonts w:ascii="Arial" w:hAnsi="Arial" w:cs="Arial"/>
+          <w:sz w:val="28"/>
+          <w:szCs w:val="28"/>
+        </w:rPr>
+        <w:t xml:space="preserve"> 25 – 65 years </w:t>
       </w:r>
     </w:p>
     <w:p>
       <w:pPr>
         <w:pStyle w:val="ListParagraph"/>
         <w:ind w:left="590"/>
-        <w:rPr>
-          <w:rFonts w:ascii="Times New Roman" w:eastAsia="Times New Roman" w:hAnsi="Times New Roman" w:cs="Times New Roman"/>
-          <w:kern w:val="0"/>
-          <w:sz w:val="28"/>
-          <w:szCs w:val="28"/>
-          <w:lang w:eastAsia="en-ZA"/>
-          <w14:ligatures w14:val="none"/>
-        </w:rPr>
-      </w:pPr>
-    </w:p>
-    <w:p>
-      <w:pPr>
-        <w:pStyle w:val="ListParagraph"/>
-        <w:ind w:left="590"/>
-        <w:rPr>
-          <w:rFonts w:ascii="Arial" w:hAnsi="Arial" w:cs="Arial"/>
-          <w:sz w:val="28"/>
-          <w:szCs w:val="28"/>
-        </w:rPr>
-      </w:pPr>
-      <w:r>
-        <w:rPr>
-          <w:rFonts w:ascii="Arial" w:hAnsi="Arial" w:cs="Arial"/>
-          <w:sz w:val="28"/>
-          <w:szCs w:val="28"/>
-        </w:rPr>
-        <w:t>.</w:t>
-      </w:r>
-      <w:r>
-        <w:rPr>
-          <w:rFonts w:ascii="Arial" w:hAnsi="Arial" w:cs="Arial"/>
-          <w:sz w:val="28"/>
-          <w:szCs w:val="28"/>
-        </w:rPr>
-        <w:t xml:space="preserve">  </w:t>
-      </w:r>
-      <w:r>
         <w:rPr>
           <w:rFonts w:ascii="Arial" w:hAnsi="Arial" w:cs="Arial"/>
           <w:b/>
@@ -510,15 +702,30 @@
           <w:sz w:val="28"/>
           <w:szCs w:val="28"/>
         </w:rPr>
-        <w:t>Age:</w:t>
-      </w:r>
-      <w:r>
-        <w:rPr>
-          <w:rFonts w:ascii="Arial" w:hAnsi="Arial" w:cs="Arial"/>
-          <w:sz w:val="28"/>
-          <w:szCs w:val="28"/>
-        </w:rPr>
-        <w:t xml:space="preserve"> 25 – 65 years </w:t>
+      </w:pPr>
+      <w:r>
+        <w:rPr>
+          <w:rFonts w:ascii="Arial" w:hAnsi="Arial" w:cs="Arial"/>
+          <w:sz w:val="28"/>
+          <w:szCs w:val="28"/>
+        </w:rPr>
+        <w:t>.</w:t>
+      </w:r>
+      <w:r>
+        <w:rPr>
+          <w:rFonts w:ascii="Arial" w:hAnsi="Arial" w:cs="Arial"/>
+          <w:sz w:val="28"/>
+          <w:szCs w:val="28"/>
+        </w:rPr>
+        <w:t xml:space="preserve">  </w:t>
+      </w:r>
+      <w:r>
+        <w:rPr>
+          <w:rFonts w:ascii="Arial" w:hAnsi="Arial" w:cs="Arial"/>
+          <w:sz w:val="28"/>
+          <w:szCs w:val="28"/>
+        </w:rPr>
+        <w:t xml:space="preserve">Location: Rural and urban areas across Botswana </w:t>
       </w:r>
     </w:p>
     <w:p>
@@ -537,15 +744,23 @@
           <w:sz w:val="28"/>
           <w:szCs w:val="28"/>
         </w:rPr>
-        <w:t>.</w:t>
-      </w:r>
-      <w:r>
-        <w:rPr>
-          <w:rFonts w:ascii="Arial" w:hAnsi="Arial" w:cs="Arial"/>
-          <w:sz w:val="28"/>
-          <w:szCs w:val="28"/>
-        </w:rPr>
-        <w:t xml:space="preserve">  </w:t>
+        <w:t xml:space="preserve">. </w:t>
+      </w:r>
+      <w:r>
+        <w:rPr>
+          <w:rFonts w:ascii="Arial" w:hAnsi="Arial" w:cs="Arial"/>
+          <w:sz w:val="28"/>
+          <w:szCs w:val="28"/>
+        </w:rPr>
+        <w:t xml:space="preserve"> </w:t>
+      </w:r>
+      <w:r>
+        <w:rPr>
+          <w:rFonts w:ascii="Arial" w:hAnsi="Arial" w:cs="Arial"/>
+          <w:sz w:val="28"/>
+          <w:szCs w:val="28"/>
+        </w:rPr>
+        <w:t>Occupation</w:t>
       </w:r>
       <w:r>
         <w:rPr>
@@ -555,15 +770,15 @@
           <w:sz w:val="28"/>
           <w:szCs w:val="28"/>
         </w:rPr>
-        <w:t>Location:</w:t>
-      </w:r>
-      <w:r>
-        <w:rPr>
-          <w:rFonts w:ascii="Arial" w:hAnsi="Arial" w:cs="Arial"/>
-          <w:sz w:val="28"/>
-          <w:szCs w:val="28"/>
-        </w:rPr>
-        <w:t xml:space="preserve"> Rural and urban areas across Botswana </w:t>
+        <w:t>:</w:t>
+      </w:r>
+      <w:r>
+        <w:rPr>
+          <w:rFonts w:ascii="Arial" w:hAnsi="Arial" w:cs="Arial"/>
+          <w:sz w:val="28"/>
+          <w:szCs w:val="28"/>
+        </w:rPr>
+        <w:t xml:space="preserve"> Farmers, farm owners, agricultural workers, and agribusiness companies</w:t>
       </w:r>
     </w:p>
     <w:p>
@@ -582,16 +797,42 @@
           <w:sz w:val="28"/>
           <w:szCs w:val="28"/>
         </w:rPr>
-        <w:t xml:space="preserve">. </w:t>
-      </w:r>
-      <w:r>
-        <w:rPr>
-          <w:rFonts w:ascii="Arial" w:hAnsi="Arial" w:cs="Arial"/>
-          <w:sz w:val="28"/>
-          <w:szCs w:val="28"/>
-        </w:rPr>
-        <w:t xml:space="preserve"> </w:t>
-      </w:r>
+        <w:t>. Customers must be able to afford tractors</w:t>
+      </w:r>
+    </w:p>
+    <w:p>
+      <w:pPr>
+        <w:pStyle w:val="ListParagraph"/>
+        <w:ind w:left="590"/>
+        <w:rPr>
+          <w:rFonts w:ascii="Arial" w:hAnsi="Arial" w:cs="Arial"/>
+          <w:sz w:val="28"/>
+          <w:szCs w:val="28"/>
+        </w:rPr>
+      </w:pPr>
+    </w:p>
+    <w:p>
+      <w:pPr>
+        <w:pStyle w:val="ListParagraph"/>
+        <w:ind w:left="590"/>
+        <w:rPr>
+          <w:rFonts w:ascii="Arial" w:hAnsi="Arial" w:cs="Arial"/>
+          <w:sz w:val="28"/>
+          <w:szCs w:val="28"/>
+        </w:rPr>
+      </w:pPr>
+    </w:p>
+    <w:p>
+      <w:pPr>
+        <w:pStyle w:val="ListParagraph"/>
+        <w:ind w:left="590"/>
+        <w:rPr>
+          <w:rFonts w:ascii="Arial" w:hAnsi="Arial" w:cs="Arial"/>
+          <w:sz w:val="28"/>
+          <w:szCs w:val="28"/>
+          <w:lang w:val="en-US"/>
+        </w:rPr>
+      </w:pPr>
       <w:r>
         <w:rPr>
           <w:rFonts w:ascii="Arial" w:hAnsi="Arial" w:cs="Arial"/>
@@ -599,59 +840,10 @@
           <w:bCs/>
           <w:sz w:val="28"/>
           <w:szCs w:val="28"/>
-        </w:rPr>
-        <w:t>Occupation:</w:t>
-      </w:r>
-      <w:r>
-        <w:rPr>
-          <w:rFonts w:ascii="Arial" w:hAnsi="Arial" w:cs="Arial"/>
-          <w:sz w:val="28"/>
-          <w:szCs w:val="28"/>
-        </w:rPr>
-        <w:t xml:space="preserve"> Farmers, farm owners, agricultural workers, and agribusiness companies</w:t>
-      </w:r>
-    </w:p>
-    <w:p>
-      <w:pPr>
-        <w:pStyle w:val="ListParagraph"/>
-        <w:ind w:left="590"/>
-        <w:rPr>
-          <w:rFonts w:ascii="Arial" w:hAnsi="Arial" w:cs="Arial"/>
-          <w:sz w:val="28"/>
-          <w:szCs w:val="28"/>
-        </w:rPr>
-      </w:pPr>
-      <w:r>
-        <w:rPr>
-          <w:rFonts w:ascii="Arial" w:hAnsi="Arial" w:cs="Arial"/>
-          <w:sz w:val="28"/>
-          <w:szCs w:val="28"/>
-        </w:rPr>
-        <w:t>. Customers must be able to afford tractors</w:t>
-      </w:r>
-    </w:p>
-    <w:p>
-      <w:pPr>
-        <w:pStyle w:val="ListParagraph"/>
-        <w:ind w:left="590"/>
-        <w:rPr>
-          <w:rFonts w:ascii="Arial" w:hAnsi="Arial" w:cs="Arial"/>
-          <w:sz w:val="28"/>
-          <w:szCs w:val="28"/>
-        </w:rPr>
-      </w:pPr>
-    </w:p>
-    <w:p>
-      <w:pPr>
-        <w:pStyle w:val="ListParagraph"/>
-        <w:ind w:left="590"/>
-        <w:rPr>
-          <w:rFonts w:ascii="Arial" w:hAnsi="Arial" w:cs="Arial"/>
-          <w:sz w:val="28"/>
-          <w:szCs w:val="28"/>
           <w:lang w:val="en-US"/>
         </w:rPr>
-      </w:pPr>
+        <w:t xml:space="preserve">Technical </w:t>
+      </w:r>
       <w:r>
         <w:rPr>
           <w:rFonts w:ascii="Arial" w:hAnsi="Arial" w:cs="Arial"/>
@@ -661,7 +853,7 @@
           <w:szCs w:val="28"/>
           <w:lang w:val="en-US"/>
         </w:rPr>
-        <w:t>Technical brief</w:t>
+        <w:t>Aptitude</w:t>
       </w:r>
       <w:r>
         <w:rPr>
@@ -689,6 +881,7 @@
           <w:sz w:val="28"/>
           <w:szCs w:val="28"/>
         </w:rPr>
+        <w:lastRenderedPageBreak/>
         <w:t>Users must be able to</w:t>
       </w:r>
       <w:r>
@@ -785,7 +978,6 @@
           <w:sz w:val="28"/>
           <w:szCs w:val="28"/>
         </w:rPr>
-        <w:lastRenderedPageBreak/>
         <w:t xml:space="preserve">Buy products online </w:t>
       </w:r>
     </w:p>
@@ -898,7 +1090,7 @@
           <w:sz w:val="28"/>
           <w:szCs w:val="28"/>
         </w:rPr>
-        <w:t xml:space="preserve">       </w:t>
+        <w:t xml:space="preserve"> </w:t>
       </w:r>
       <w:r>
         <w:rPr>
@@ -1270,6 +1462,16 @@
     </w:p>
     <w:p>
       <w:pPr>
+        <w:ind w:left="360"/>
+        <w:rPr>
+          <w:rFonts w:ascii="Arial" w:hAnsi="Arial" w:cs="Arial"/>
+          <w:sz w:val="28"/>
+          <w:szCs w:val="28"/>
+        </w:rPr>
+      </w:pPr>
+    </w:p>
+    <w:p>
+      <w:pPr>
         <w:pStyle w:val="ListParagraph"/>
         <w:ind w:left="1080"/>
         <w:rPr>
@@ -1396,6 +1598,36 @@
           <w:sz w:val="28"/>
           <w:szCs w:val="28"/>
         </w:rPr>
+        <w:t>|------Feedback</w:t>
+      </w:r>
+    </w:p>
+    <w:p>
+      <w:pPr>
+        <w:pStyle w:val="ListParagraph"/>
+        <w:ind w:left="1080"/>
+        <w:rPr>
+          <w:rFonts w:ascii="Arial" w:hAnsi="Arial" w:cs="Arial"/>
+          <w:sz w:val="28"/>
+          <w:szCs w:val="28"/>
+        </w:rPr>
+      </w:pPr>
+    </w:p>
+    <w:p>
+      <w:pPr>
+        <w:pStyle w:val="ListParagraph"/>
+        <w:ind w:left="1080"/>
+        <w:rPr>
+          <w:rFonts w:ascii="Arial" w:hAnsi="Arial" w:cs="Arial"/>
+          <w:sz w:val="28"/>
+          <w:szCs w:val="28"/>
+        </w:rPr>
+      </w:pPr>
+      <w:r>
+        <w:rPr>
+          <w:rFonts w:ascii="Arial" w:hAnsi="Arial" w:cs="Arial"/>
+          <w:sz w:val="28"/>
+          <w:szCs w:val="28"/>
+        </w:rPr>
         <w:t xml:space="preserve"> |-----Sign in</w:t>
       </w:r>
     </w:p>
@@ -1469,7 +1701,6 @@
           <w:sz w:val="28"/>
           <w:szCs w:val="28"/>
         </w:rPr>
-        <w:lastRenderedPageBreak/>
         <w:t xml:space="preserve">. </w:t>
       </w:r>
       <w:r>
@@ -1510,7 +1741,23 @@
           <w:sz w:val="28"/>
           <w:szCs w:val="28"/>
         </w:rPr>
-        <w:t xml:space="preserve">CSS  – used for styling the website (colours, layout, fonts, and design). </w:t>
+        <w:t>CSS  – used for styling the website (colours, layout, fonts, design</w:t>
+      </w:r>
+      <w:r>
+        <w:rPr>
+          <w:rFonts w:ascii="Arial" w:hAnsi="Arial" w:cs="Arial"/>
+          <w:sz w:val="28"/>
+          <w:szCs w:val="28"/>
+        </w:rPr>
+        <w:t xml:space="preserve"> and icons</w:t>
+      </w:r>
+      <w:r>
+        <w:rPr>
+          <w:rFonts w:ascii="Arial" w:hAnsi="Arial" w:cs="Arial"/>
+          <w:sz w:val="28"/>
+          <w:szCs w:val="28"/>
+        </w:rPr>
+        <w:t xml:space="preserve">). </w:t>
       </w:r>
     </w:p>
     <w:p>
@@ -1605,7 +1852,15 @@
           <w:sz w:val="28"/>
           <w:szCs w:val="28"/>
         </w:rPr>
-        <w:t>it helps the website automatically adjust to different screen sizes</w:t>
+        <w:t>to make</w:t>
+      </w:r>
+      <w:r>
+        <w:rPr>
+          <w:rFonts w:ascii="Arial" w:hAnsi="Arial" w:cs="Arial"/>
+          <w:sz w:val="28"/>
+          <w:szCs w:val="28"/>
+        </w:rPr>
+        <w:t xml:space="preserve"> the website automatically adjust to different screen sizes</w:t>
       </w:r>
       <w:r>
         <w:rPr>
@@ -1614,6 +1869,36 @@
           <w:szCs w:val="28"/>
         </w:rPr>
         <w:t>.</w:t>
+      </w:r>
+    </w:p>
+    <w:p>
+      <w:pPr>
+        <w:pStyle w:val="ListParagraph"/>
+        <w:numPr>
+          <w:ilvl w:val="0"/>
+          <w:numId w:val="23"/>
+        </w:numPr>
+        <w:rPr>
+          <w:rFonts w:ascii="Arial" w:hAnsi="Arial" w:cs="Arial"/>
+          <w:sz w:val="28"/>
+          <w:szCs w:val="28"/>
+        </w:rPr>
+      </w:pPr>
+      <w:r>
+        <w:rPr>
+          <w:rFonts w:ascii="Arial" w:hAnsi="Arial" w:cs="Arial"/>
+          <w:sz w:val="28"/>
+          <w:szCs w:val="28"/>
+        </w:rPr>
+        <w:t>Github-</w:t>
+      </w:r>
+      <w:r>
+        <w:rPr>
+          <w:rFonts w:ascii="Arial" w:hAnsi="Arial" w:cs="Arial"/>
+          <w:sz w:val="28"/>
+          <w:szCs w:val="28"/>
+        </w:rPr>
+        <w:t>To store and manage my project.</w:t>
       </w:r>
     </w:p>
     <w:p>
@@ -1753,6 +2038,7 @@
           <w:sz w:val="28"/>
           <w:szCs w:val="28"/>
         </w:rPr>
+        <w:lastRenderedPageBreak/>
         <w:drawing>
           <wp:inline distT="0" distB="0" distL="0" distR="0" wp14:anchorId="3FC785C7" wp14:editId="11FF9658">
             <wp:extent cx="2847732" cy="4280747"/>
@@ -1869,6 +2155,7 @@
           <w:rFonts w:ascii="Arial" w:hAnsi="Arial" w:cs="Arial"/>
           <w:b/>
           <w:bCs/>
+          <w:noProof/>
           <w:sz w:val="28"/>
           <w:szCs w:val="28"/>
         </w:rPr>
@@ -2102,6 +2389,29 @@
           <w:szCs w:val="28"/>
         </w:rPr>
       </w:pPr>
+      <w:r>
+        <w:rPr>
+          <w:rFonts w:ascii="Arial" w:hAnsi="Arial" w:cs="Arial"/>
+          <w:b/>
+          <w:bCs/>
+          <w:sz w:val="28"/>
+          <w:szCs w:val="28"/>
+        </w:rPr>
+        <w:t>Home page</w:t>
+      </w:r>
+    </w:p>
+    <w:p>
+      <w:pPr>
+        <w:pStyle w:val="ListParagraph"/>
+        <w:ind w:left="880"/>
+        <w:rPr>
+          <w:rFonts w:ascii="Arial" w:hAnsi="Arial" w:cs="Arial"/>
+          <w:b/>
+          <w:bCs/>
+          <w:sz w:val="28"/>
+          <w:szCs w:val="28"/>
+        </w:rPr>
+      </w:pPr>
     </w:p>
     <w:p>
       <w:pPr>
@@ -2223,14 +2533,15 @@
           <w:rFonts w:ascii="Arial" w:hAnsi="Arial" w:cs="Arial"/>
           <w:b/>
           <w:bCs/>
+          <w:noProof/>
           <w:sz w:val="28"/>
           <w:szCs w:val="28"/>
         </w:rPr>
         <w:lastRenderedPageBreak/>
         <w:drawing>
-          <wp:inline distT="0" distB="0" distL="0" distR="0" wp14:anchorId="01436A75" wp14:editId="7A16A052">
-            <wp:extent cx="3318933" cy="4978400"/>
-            <wp:effectExtent l="0" t="0" r="0" b="0"/>
+          <wp:inline distT="0" distB="0" distL="0" distR="0" wp14:anchorId="01436A75" wp14:editId="1054F56A">
+            <wp:extent cx="3192497" cy="4788747"/>
+            <wp:effectExtent l="0" t="0" r="8255" b="0"/>
             <wp:docPr id="142075055" name="Picture 4"/>
             <wp:cNvGraphicFramePr>
               <a:graphicFrameLocks xmlns:a="http://schemas.openxmlformats.org/drawingml/2006/main" noChangeAspect="1"/>
@@ -2260,7 +2571,7 @@
                   <pic:spPr bwMode="auto">
                     <a:xfrm>
                       <a:off x="0" y="0"/>
-                      <a:ext cx="3322265" cy="4983399"/>
+                      <a:ext cx="3197024" cy="4795538"/>
                     </a:xfrm>
                     <a:prstGeom prst="rect">
                       <a:avLst/>
@@ -5182,6 +5493,119 @@
     </w:lvl>
   </w:abstractNum>
   <w:abstractNum w:abstractNumId="21" w15:restartNumberingAfterBreak="0">
+    <w:nsid w:val="734E3910"/>
+    <w:multiLevelType w:val="hybridMultilevel"/>
+    <w:tmpl w:val="174C2C2C"/>
+    <w:lvl w:ilvl="0" w:tplc="552039AE">
+      <w:start w:val="6"/>
+      <w:numFmt w:val="bullet"/>
+      <w:lvlText w:val="-"/>
+      <w:lvlJc w:val="left"/>
+      <w:pPr>
+        <w:ind w:left="750" w:hanging="360"/>
+      </w:pPr>
+      <w:rPr>
+        <w:rFonts w:ascii="Arial" w:eastAsiaTheme="minorHAnsi" w:hAnsi="Arial" w:cs="Arial" w:hint="default"/>
+      </w:rPr>
+    </w:lvl>
+    <w:lvl w:ilvl="1" w:tplc="1C090003" w:tentative="1">
+      <w:start w:val="1"/>
+      <w:numFmt w:val="bullet"/>
+      <w:lvlText w:val="o"/>
+      <w:lvlJc w:val="left"/>
+      <w:pPr>
+        <w:ind w:left="1470" w:hanging="360"/>
+      </w:pPr>
+      <w:rPr>
+        <w:rFonts w:ascii="Courier New" w:hAnsi="Courier New" w:cs="Courier New" w:hint="default"/>
+      </w:rPr>
+    </w:lvl>
+    <w:lvl w:ilvl="2" w:tplc="1C090005" w:tentative="1">
+      <w:start w:val="1"/>
+      <w:numFmt w:val="bullet"/>
+      <w:lvlText w:val=""/>
+      <w:lvlJc w:val="left"/>
+      <w:pPr>
+        <w:ind w:left="2190" w:hanging="360"/>
+      </w:pPr>
+      <w:rPr>
+        <w:rFonts w:ascii="Wingdings" w:hAnsi="Wingdings" w:hint="default"/>
+      </w:rPr>
+    </w:lvl>
+    <w:lvl w:ilvl="3" w:tplc="1C090001" w:tentative="1">
+      <w:start w:val="1"/>
+      <w:numFmt w:val="bullet"/>
+      <w:lvlText w:val=""/>
+      <w:lvlJc w:val="left"/>
+      <w:pPr>
+        <w:ind w:left="2910" w:hanging="360"/>
+      </w:pPr>
+      <w:rPr>
+        <w:rFonts w:ascii="Symbol" w:hAnsi="Symbol" w:hint="default"/>
+      </w:rPr>
+    </w:lvl>
+    <w:lvl w:ilvl="4" w:tplc="1C090003" w:tentative="1">
+      <w:start w:val="1"/>
+      <w:numFmt w:val="bullet"/>
+      <w:lvlText w:val="o"/>
+      <w:lvlJc w:val="left"/>
+      <w:pPr>
+        <w:ind w:left="3630" w:hanging="360"/>
+      </w:pPr>
+      <w:rPr>
+        <w:rFonts w:ascii="Courier New" w:hAnsi="Courier New" w:cs="Courier New" w:hint="default"/>
+      </w:rPr>
+    </w:lvl>
+    <w:lvl w:ilvl="5" w:tplc="1C090005" w:tentative="1">
+      <w:start w:val="1"/>
+      <w:numFmt w:val="bullet"/>
+      <w:lvlText w:val=""/>
+      <w:lvlJc w:val="left"/>
+      <w:pPr>
+        <w:ind w:left="4350" w:hanging="360"/>
+      </w:pPr>
+      <w:rPr>
+        <w:rFonts w:ascii="Wingdings" w:hAnsi="Wingdings" w:hint="default"/>
+      </w:rPr>
+    </w:lvl>
+    <w:lvl w:ilvl="6" w:tplc="1C090001" w:tentative="1">
+      <w:start w:val="1"/>
+      <w:numFmt w:val="bullet"/>
+      <w:lvlText w:val=""/>
+      <w:lvlJc w:val="left"/>
+      <w:pPr>
+        <w:ind w:left="5070" w:hanging="360"/>
+      </w:pPr>
+      <w:rPr>
+        <w:rFonts w:ascii="Symbol" w:hAnsi="Symbol" w:hint="default"/>
+      </w:rPr>
+    </w:lvl>
+    <w:lvl w:ilvl="7" w:tplc="1C090003" w:tentative="1">
+      <w:start w:val="1"/>
+      <w:numFmt w:val="bullet"/>
+      <w:lvlText w:val="o"/>
+      <w:lvlJc w:val="left"/>
+      <w:pPr>
+        <w:ind w:left="5790" w:hanging="360"/>
+      </w:pPr>
+      <w:rPr>
+        <w:rFonts w:ascii="Courier New" w:hAnsi="Courier New" w:cs="Courier New" w:hint="default"/>
+      </w:rPr>
+    </w:lvl>
+    <w:lvl w:ilvl="8" w:tplc="1C090005" w:tentative="1">
+      <w:start w:val="1"/>
+      <w:numFmt w:val="bullet"/>
+      <w:lvlText w:val=""/>
+      <w:lvlJc w:val="left"/>
+      <w:pPr>
+        <w:ind w:left="6510" w:hanging="360"/>
+      </w:pPr>
+      <w:rPr>
+        <w:rFonts w:ascii="Wingdings" w:hAnsi="Wingdings" w:hint="default"/>
+      </w:rPr>
+    </w:lvl>
+  </w:abstractNum>
+  <w:abstractNum w:abstractNumId="22" w15:restartNumberingAfterBreak="0">
     <w:nsid w:val="75994BEE"/>
     <w:multiLevelType w:val="hybridMultilevel"/>
     <w:tmpl w:val="E6863AC8"/>
@@ -5294,7 +5718,7 @@
       </w:rPr>
     </w:lvl>
   </w:abstractNum>
-  <w:abstractNum w:abstractNumId="22" w15:restartNumberingAfterBreak="0">
+  <w:abstractNum w:abstractNumId="23" w15:restartNumberingAfterBreak="0">
     <w:nsid w:val="7BA6686E"/>
     <w:multiLevelType w:val="multilevel"/>
     <w:tmpl w:val="33DC053A"/>
@@ -5450,7 +5874,7 @@
     <w:abstractNumId w:val="11"/>
   </w:num>
   <w:num w:numId="3" w16cid:durableId="584922351">
-    <w:abstractNumId w:val="21"/>
+    <w:abstractNumId w:val="22"/>
   </w:num>
   <w:num w:numId="4" w16cid:durableId="1266691787">
     <w:abstractNumId w:val="17"/>
@@ -5474,7 +5898,7 @@
     <w:abstractNumId w:val="1"/>
   </w:num>
   <w:num w:numId="11" w16cid:durableId="1944722731">
-    <w:abstractNumId w:val="22"/>
+    <w:abstractNumId w:val="23"/>
   </w:num>
   <w:num w:numId="12" w16cid:durableId="401831661">
     <w:abstractNumId w:val="7"/>
@@ -5511,6 +5935,9 @@
   </w:num>
   <w:num w:numId="23" w16cid:durableId="1374770869">
     <w:abstractNumId w:val="4"/>
+  </w:num>
+  <w:num w:numId="24" w16cid:durableId="782724184">
+    <w:abstractNumId w:val="21"/>
   </w:num>
 </w:numbering>
 </file>
@@ -6116,6 +6543,7 @@
   <w:style w:type="character" w:default="1" w:styleId="DefaultParagraphFont">
     <w:name w:val="Default Paragraph Font"/>
     <w:uiPriority w:val="1"/>
+    <w:semiHidden/>
     <w:unhideWhenUsed/>
   </w:style>
   <w:style w:type="table" w:default="1" w:styleId="TableNormal">

--- a/Website Specification & template.docx
+++ b/Website Specification & template.docx
@@ -1947,6 +1947,19 @@
           <w:szCs w:val="28"/>
         </w:rPr>
       </w:pPr>
+    </w:p>
+    <w:p>
+      <w:pPr>
+        <w:pStyle w:val="ListParagraph"/>
+        <w:ind w:left="880"/>
+        <w:rPr>
+          <w:rFonts w:ascii="Arial" w:hAnsi="Arial" w:cs="Arial"/>
+          <w:b/>
+          <w:bCs/>
+          <w:sz w:val="28"/>
+          <w:szCs w:val="28"/>
+        </w:rPr>
+      </w:pPr>
       <w:r>
         <w:rPr>
           <w:rFonts w:ascii="Arial" w:hAnsi="Arial" w:cs="Arial"/>
@@ -1967,6 +1980,94 @@
         </w:rPr>
         <w:t xml:space="preserve"> </w:t>
       </w:r>
+      <w:r>
+        <w:rPr>
+          <w:rFonts w:ascii="Arial" w:hAnsi="Arial" w:cs="Arial"/>
+          <w:b/>
+          <w:bCs/>
+          <w:sz w:val="28"/>
+          <w:szCs w:val="28"/>
+        </w:rPr>
+        <w:t>s</w:t>
+      </w:r>
+    </w:p>
+    <w:p>
+      <w:pPr>
+        <w:pStyle w:val="ListParagraph"/>
+        <w:ind w:left="880"/>
+        <w:rPr>
+          <w:rFonts w:ascii="Arial" w:hAnsi="Arial" w:cs="Arial"/>
+          <w:b/>
+          <w:bCs/>
+          <w:sz w:val="28"/>
+          <w:szCs w:val="28"/>
+        </w:rPr>
+      </w:pPr>
+    </w:p>
+    <w:p>
+      <w:pPr>
+        <w:pStyle w:val="ListParagraph"/>
+        <w:ind w:left="880"/>
+        <w:rPr>
+          <w:rFonts w:ascii="Arial" w:hAnsi="Arial" w:cs="Arial"/>
+          <w:b/>
+          <w:bCs/>
+          <w:sz w:val="28"/>
+          <w:szCs w:val="28"/>
+        </w:rPr>
+      </w:pPr>
+    </w:p>
+    <w:p>
+      <w:pPr>
+        <w:pStyle w:val="ListParagraph"/>
+        <w:ind w:left="880"/>
+        <w:rPr>
+          <w:rFonts w:ascii="Arial" w:hAnsi="Arial" w:cs="Arial"/>
+          <w:b/>
+          <w:bCs/>
+          <w:sz w:val="28"/>
+          <w:szCs w:val="28"/>
+        </w:rPr>
+      </w:pPr>
+    </w:p>
+    <w:p>
+      <w:pPr>
+        <w:pStyle w:val="ListParagraph"/>
+        <w:ind w:left="880"/>
+        <w:rPr>
+          <w:rFonts w:ascii="Arial" w:hAnsi="Arial" w:cs="Arial"/>
+          <w:b/>
+          <w:bCs/>
+          <w:sz w:val="28"/>
+          <w:szCs w:val="28"/>
+        </w:rPr>
+      </w:pPr>
+    </w:p>
+    <w:p>
+      <w:pPr>
+        <w:pStyle w:val="ListParagraph"/>
+        <w:ind w:left="880"/>
+        <w:rPr>
+          <w:rFonts w:ascii="Arial" w:hAnsi="Arial" w:cs="Arial"/>
+          <w:b/>
+          <w:bCs/>
+          <w:sz w:val="28"/>
+          <w:szCs w:val="28"/>
+        </w:rPr>
+      </w:pPr>
+    </w:p>
+    <w:p>
+      <w:pPr>
+        <w:pStyle w:val="ListParagraph"/>
+        <w:ind w:left="880"/>
+        <w:rPr>
+          <w:rFonts w:ascii="Arial" w:hAnsi="Arial" w:cs="Arial"/>
+          <w:b/>
+          <w:bCs/>
+          <w:sz w:val="28"/>
+          <w:szCs w:val="28"/>
+        </w:rPr>
+      </w:pPr>
     </w:p>
     <w:p>
       <w:pPr>
@@ -2114,6 +2215,97 @@
           <w:szCs w:val="28"/>
         </w:rPr>
       </w:pPr>
+    </w:p>
+    <w:p>
+      <w:pPr>
+        <w:pStyle w:val="ListParagraph"/>
+        <w:ind w:left="880"/>
+        <w:rPr>
+          <w:rFonts w:ascii="Arial" w:hAnsi="Arial" w:cs="Arial"/>
+          <w:b/>
+          <w:bCs/>
+          <w:sz w:val="28"/>
+          <w:szCs w:val="28"/>
+        </w:rPr>
+      </w:pPr>
+    </w:p>
+    <w:p>
+      <w:pPr>
+        <w:pStyle w:val="ListParagraph"/>
+        <w:ind w:left="880"/>
+        <w:rPr>
+          <w:rFonts w:ascii="Arial" w:hAnsi="Arial" w:cs="Arial"/>
+          <w:b/>
+          <w:bCs/>
+          <w:sz w:val="28"/>
+          <w:szCs w:val="28"/>
+        </w:rPr>
+      </w:pPr>
+    </w:p>
+    <w:p>
+      <w:pPr>
+        <w:pStyle w:val="ListParagraph"/>
+        <w:ind w:left="880"/>
+        <w:rPr>
+          <w:rFonts w:ascii="Arial" w:hAnsi="Arial" w:cs="Arial"/>
+          <w:b/>
+          <w:bCs/>
+          <w:sz w:val="28"/>
+          <w:szCs w:val="28"/>
+        </w:rPr>
+      </w:pPr>
+    </w:p>
+    <w:p>
+      <w:pPr>
+        <w:pStyle w:val="ListParagraph"/>
+        <w:ind w:left="880"/>
+        <w:rPr>
+          <w:rFonts w:ascii="Arial" w:hAnsi="Arial" w:cs="Arial"/>
+          <w:b/>
+          <w:bCs/>
+          <w:sz w:val="28"/>
+          <w:szCs w:val="28"/>
+        </w:rPr>
+      </w:pPr>
+    </w:p>
+    <w:p>
+      <w:pPr>
+        <w:pStyle w:val="ListParagraph"/>
+        <w:ind w:left="880"/>
+        <w:rPr>
+          <w:rFonts w:ascii="Arial" w:hAnsi="Arial" w:cs="Arial"/>
+          <w:b/>
+          <w:bCs/>
+          <w:sz w:val="28"/>
+          <w:szCs w:val="28"/>
+        </w:rPr>
+      </w:pPr>
+    </w:p>
+    <w:p>
+      <w:pPr>
+        <w:pStyle w:val="ListParagraph"/>
+        <w:ind w:left="880"/>
+        <w:rPr>
+          <w:rFonts w:ascii="Arial" w:hAnsi="Arial" w:cs="Arial"/>
+          <w:b/>
+          <w:bCs/>
+          <w:sz w:val="28"/>
+          <w:szCs w:val="28"/>
+        </w:rPr>
+      </w:pPr>
+    </w:p>
+    <w:p>
+      <w:pPr>
+        <w:pStyle w:val="ListParagraph"/>
+        <w:ind w:left="880"/>
+        <w:rPr>
+          <w:rFonts w:ascii="Arial" w:hAnsi="Arial" w:cs="Arial"/>
+          <w:b/>
+          <w:bCs/>
+          <w:sz w:val="28"/>
+          <w:szCs w:val="28"/>
+        </w:rPr>
+      </w:pPr>
       <w:r>
         <w:rPr>
           <w:rFonts w:ascii="Arial" w:hAnsi="Arial" w:cs="Arial"/>
@@ -2238,6 +2430,243 @@
     </w:p>
     <w:p>
       <w:pPr>
+        <w:pStyle w:val="ListParagraph"/>
+        <w:ind w:left="880"/>
+        <w:rPr>
+          <w:rFonts w:ascii="Arial" w:hAnsi="Arial" w:cs="Arial"/>
+          <w:b/>
+          <w:bCs/>
+          <w:sz w:val="28"/>
+          <w:szCs w:val="28"/>
+        </w:rPr>
+      </w:pPr>
+    </w:p>
+    <w:p>
+      <w:pPr>
+        <w:pStyle w:val="ListParagraph"/>
+        <w:ind w:left="880"/>
+        <w:rPr>
+          <w:rFonts w:ascii="Arial" w:hAnsi="Arial" w:cs="Arial"/>
+          <w:b/>
+          <w:bCs/>
+          <w:sz w:val="28"/>
+          <w:szCs w:val="28"/>
+        </w:rPr>
+      </w:pPr>
+    </w:p>
+    <w:p>
+      <w:pPr>
+        <w:pStyle w:val="ListParagraph"/>
+        <w:ind w:left="880"/>
+        <w:rPr>
+          <w:rFonts w:ascii="Arial" w:hAnsi="Arial" w:cs="Arial"/>
+          <w:b/>
+          <w:bCs/>
+          <w:sz w:val="28"/>
+          <w:szCs w:val="28"/>
+        </w:rPr>
+      </w:pPr>
+    </w:p>
+    <w:p>
+      <w:pPr>
+        <w:pStyle w:val="ListParagraph"/>
+        <w:ind w:left="880"/>
+        <w:rPr>
+          <w:rFonts w:ascii="Arial" w:hAnsi="Arial" w:cs="Arial"/>
+          <w:b/>
+          <w:bCs/>
+          <w:sz w:val="28"/>
+          <w:szCs w:val="28"/>
+        </w:rPr>
+      </w:pPr>
+    </w:p>
+    <w:p>
+      <w:pPr>
+        <w:pStyle w:val="ListParagraph"/>
+        <w:ind w:left="880"/>
+        <w:rPr>
+          <w:rFonts w:ascii="Arial" w:hAnsi="Arial" w:cs="Arial"/>
+          <w:b/>
+          <w:bCs/>
+          <w:sz w:val="28"/>
+          <w:szCs w:val="28"/>
+        </w:rPr>
+      </w:pPr>
+    </w:p>
+    <w:p>
+      <w:pPr>
+        <w:pStyle w:val="ListParagraph"/>
+        <w:ind w:left="880"/>
+        <w:rPr>
+          <w:rFonts w:ascii="Arial" w:hAnsi="Arial" w:cs="Arial"/>
+          <w:b/>
+          <w:bCs/>
+          <w:sz w:val="28"/>
+          <w:szCs w:val="28"/>
+        </w:rPr>
+      </w:pPr>
+    </w:p>
+    <w:p>
+      <w:pPr>
+        <w:pStyle w:val="ListParagraph"/>
+        <w:ind w:left="880"/>
+        <w:rPr>
+          <w:rFonts w:ascii="Arial" w:hAnsi="Arial" w:cs="Arial"/>
+          <w:b/>
+          <w:bCs/>
+          <w:sz w:val="28"/>
+          <w:szCs w:val="28"/>
+        </w:rPr>
+      </w:pPr>
+    </w:p>
+    <w:p>
+      <w:pPr>
+        <w:pStyle w:val="ListParagraph"/>
+        <w:ind w:left="880"/>
+        <w:rPr>
+          <w:rFonts w:ascii="Arial" w:hAnsi="Arial" w:cs="Arial"/>
+          <w:b/>
+          <w:bCs/>
+          <w:sz w:val="28"/>
+          <w:szCs w:val="28"/>
+        </w:rPr>
+      </w:pPr>
+    </w:p>
+    <w:p>
+      <w:pPr>
+        <w:pStyle w:val="ListParagraph"/>
+        <w:ind w:left="880"/>
+        <w:rPr>
+          <w:rFonts w:ascii="Arial" w:hAnsi="Arial" w:cs="Arial"/>
+          <w:b/>
+          <w:bCs/>
+          <w:sz w:val="28"/>
+          <w:szCs w:val="28"/>
+        </w:rPr>
+      </w:pPr>
+      <w:r>
+        <w:rPr>
+          <w:rFonts w:ascii="Arial" w:hAnsi="Arial" w:cs="Arial"/>
+          <w:b/>
+          <w:bCs/>
+          <w:sz w:val="28"/>
+          <w:szCs w:val="28"/>
+        </w:rPr>
+        <w:t>FEEDBACK Page</w:t>
+      </w:r>
+    </w:p>
+    <w:p>
+      <w:pPr>
+        <w:pStyle w:val="ListParagraph"/>
+        <w:ind w:left="880"/>
+        <w:rPr>
+          <w:rFonts w:ascii="Arial" w:hAnsi="Arial" w:cs="Arial"/>
+          <w:b/>
+          <w:bCs/>
+          <w:sz w:val="28"/>
+          <w:szCs w:val="28"/>
+        </w:rPr>
+      </w:pPr>
+      <w:r>
+        <w:rPr>
+          <w:rFonts w:ascii="Arial" w:hAnsi="Arial" w:cs="Arial"/>
+          <w:b/>
+          <w:bCs/>
+          <w:sz w:val="28"/>
+          <w:szCs w:val="28"/>
+        </w:rPr>
+        <w:lastRenderedPageBreak/>
+        <w:drawing>
+          <wp:inline distT="0" distB="0" distL="0" distR="0" wp14:anchorId="6FC597F6" wp14:editId="5B129EDB">
+            <wp:extent cx="2950633" cy="4425950"/>
+            <wp:effectExtent l="0" t="0" r="2540" b="0"/>
+            <wp:docPr id="1649680025" name="Picture 2"/>
+            <wp:cNvGraphicFramePr>
+              <a:graphicFrameLocks xmlns:a="http://schemas.openxmlformats.org/drawingml/2006/main" noChangeAspect="1"/>
+            </wp:cNvGraphicFramePr>
+            <a:graphic xmlns:a="http://schemas.openxmlformats.org/drawingml/2006/main">
+              <a:graphicData uri="http://schemas.openxmlformats.org/drawingml/2006/picture">
+                <pic:pic xmlns:pic="http://schemas.openxmlformats.org/drawingml/2006/picture">
+                  <pic:nvPicPr>
+                    <pic:cNvPr id="0" name="Picture 6"/>
+                    <pic:cNvPicPr>
+                      <a:picLocks noChangeAspect="1" noChangeArrowheads="1"/>
+                    </pic:cNvPicPr>
+                  </pic:nvPicPr>
+                  <pic:blipFill>
+                    <a:blip r:embed="rId10" cstate="print">
+                      <a:extLst>
+                        <a:ext uri="{28A0092B-C50C-407E-A947-70E740481C1C}">
+                          <a14:useLocalDpi xmlns:a14="http://schemas.microsoft.com/office/drawing/2010/main" val="0"/>
+                        </a:ext>
+                      </a:extLst>
+                    </a:blip>
+                    <a:srcRect/>
+                    <a:stretch>
+                      <a:fillRect/>
+                    </a:stretch>
+                  </pic:blipFill>
+                  <pic:spPr bwMode="auto">
+                    <a:xfrm>
+                      <a:off x="0" y="0"/>
+                      <a:ext cx="2954985" cy="4432477"/>
+                    </a:xfrm>
+                    <a:prstGeom prst="rect">
+                      <a:avLst/>
+                    </a:prstGeom>
+                    <a:noFill/>
+                    <a:ln>
+                      <a:noFill/>
+                    </a:ln>
+                  </pic:spPr>
+                </pic:pic>
+              </a:graphicData>
+            </a:graphic>
+          </wp:inline>
+        </w:drawing>
+      </w:r>
+    </w:p>
+    <w:p>
+      <w:pPr>
+        <w:pStyle w:val="ListParagraph"/>
+        <w:ind w:left="880"/>
+        <w:rPr>
+          <w:rFonts w:ascii="Arial" w:hAnsi="Arial" w:cs="Arial"/>
+          <w:b/>
+          <w:bCs/>
+          <w:sz w:val="28"/>
+          <w:szCs w:val="28"/>
+        </w:rPr>
+      </w:pPr>
+    </w:p>
+    <w:p>
+      <w:pPr>
+        <w:pStyle w:val="ListParagraph"/>
+        <w:ind w:left="880"/>
+        <w:rPr>
+          <w:rFonts w:ascii="Arial" w:hAnsi="Arial" w:cs="Arial"/>
+          <w:b/>
+          <w:bCs/>
+          <w:sz w:val="28"/>
+          <w:szCs w:val="28"/>
+        </w:rPr>
+      </w:pPr>
+    </w:p>
+    <w:p>
+      <w:pPr>
+        <w:pStyle w:val="ListParagraph"/>
+        <w:ind w:left="880"/>
+        <w:rPr>
+          <w:rFonts w:ascii="Arial" w:hAnsi="Arial" w:cs="Arial"/>
+          <w:b/>
+          <w:bCs/>
+          <w:sz w:val="28"/>
+          <w:szCs w:val="28"/>
+        </w:rPr>
+      </w:pPr>
+    </w:p>
+    <w:p>
+      <w:pPr>
         <w:rPr>
           <w:rFonts w:ascii="Arial" w:hAnsi="Arial" w:cs="Arial"/>
           <w:sz w:val="28"/>
@@ -2374,8 +2803,19 @@
           <w:sz w:val="28"/>
           <w:szCs w:val="28"/>
         </w:rPr>
+        <w:lastRenderedPageBreak/>
         <w:t>High Fidelity Wireframe</w:t>
       </w:r>
+      <w:r>
+        <w:rPr>
+          <w:rFonts w:ascii="Arial" w:hAnsi="Arial" w:cs="Arial"/>
+          <w:b/>
+          <w:bCs/>
+          <w:sz w:val="28"/>
+          <w:szCs w:val="28"/>
+        </w:rPr>
+        <w:t>s</w:t>
+      </w:r>
     </w:p>
     <w:p>
       <w:pPr>
@@ -2389,6 +2829,32 @@
           <w:szCs w:val="28"/>
         </w:rPr>
       </w:pPr>
+    </w:p>
+    <w:p>
+      <w:pPr>
+        <w:pStyle w:val="ListParagraph"/>
+        <w:ind w:left="880"/>
+        <w:rPr>
+          <w:rFonts w:ascii="Arial" w:hAnsi="Arial" w:cs="Arial"/>
+          <w:b/>
+          <w:bCs/>
+          <w:sz w:val="28"/>
+          <w:szCs w:val="28"/>
+        </w:rPr>
+      </w:pPr>
+    </w:p>
+    <w:p>
+      <w:pPr>
+        <w:pStyle w:val="ListParagraph"/>
+        <w:ind w:left="880"/>
+        <w:rPr>
+          <w:rFonts w:ascii="Arial" w:hAnsi="Arial" w:cs="Arial"/>
+          <w:b/>
+          <w:bCs/>
+          <w:sz w:val="28"/>
+          <w:szCs w:val="28"/>
+        </w:rPr>
+      </w:pPr>
       <w:r>
         <w:rPr>
           <w:rFonts w:ascii="Arial" w:hAnsi="Arial" w:cs="Arial"/>
@@ -2433,7 +2899,6 @@
           <w:sz w:val="28"/>
           <w:szCs w:val="28"/>
         </w:rPr>
-        <w:lastRenderedPageBreak/>
         <w:t xml:space="preserve"> </w:t>
       </w:r>
       <w:r>
@@ -2461,7 +2926,7 @@
                     </pic:cNvPicPr>
                   </pic:nvPicPr>
                   <pic:blipFill>
-                    <a:blip r:embed="rId10" cstate="print">
+                    <a:blip r:embed="rId11" cstate="print">
                       <a:extLst>
                         <a:ext uri="{28A0092B-C50C-407E-A947-70E740481C1C}">
                           <a14:useLocalDpi xmlns:a14="http://schemas.microsoft.com/office/drawing/2010/main" val="0"/>
@@ -2505,6 +2970,45 @@
           <w:szCs w:val="28"/>
         </w:rPr>
       </w:pPr>
+    </w:p>
+    <w:p>
+      <w:pPr>
+        <w:pStyle w:val="ListParagraph"/>
+        <w:ind w:left="880"/>
+        <w:rPr>
+          <w:rFonts w:ascii="Arial" w:hAnsi="Arial" w:cs="Arial"/>
+          <w:b/>
+          <w:bCs/>
+          <w:sz w:val="28"/>
+          <w:szCs w:val="28"/>
+        </w:rPr>
+      </w:pPr>
+    </w:p>
+    <w:p>
+      <w:pPr>
+        <w:pStyle w:val="ListParagraph"/>
+        <w:ind w:left="880"/>
+        <w:rPr>
+          <w:rFonts w:ascii="Arial" w:hAnsi="Arial" w:cs="Arial"/>
+          <w:b/>
+          <w:bCs/>
+          <w:sz w:val="28"/>
+          <w:szCs w:val="28"/>
+        </w:rPr>
+      </w:pPr>
+    </w:p>
+    <w:p>
+      <w:pPr>
+        <w:pStyle w:val="ListParagraph"/>
+        <w:ind w:left="880"/>
+        <w:rPr>
+          <w:rFonts w:ascii="Arial" w:hAnsi="Arial" w:cs="Arial"/>
+          <w:b/>
+          <w:bCs/>
+          <w:sz w:val="28"/>
+          <w:szCs w:val="28"/>
+        </w:rPr>
+      </w:pPr>
       <w:r>
         <w:rPr>
           <w:rFonts w:ascii="Arial" w:hAnsi="Arial" w:cs="Arial"/>
@@ -2556,7 +3060,7 @@
                     </pic:cNvPicPr>
                   </pic:nvPicPr>
                   <pic:blipFill>
-                    <a:blip r:embed="rId11" cstate="print">
+                    <a:blip r:embed="rId12" cstate="print">
                       <a:extLst>
                         <a:ext uri="{28A0092B-C50C-407E-A947-70E740481C1C}">
                           <a14:useLocalDpi xmlns:a14="http://schemas.microsoft.com/office/drawing/2010/main" val="0"/>
@@ -2613,6 +3117,71 @@
           <w:szCs w:val="28"/>
         </w:rPr>
       </w:pPr>
+    </w:p>
+    <w:p>
+      <w:pPr>
+        <w:pStyle w:val="ListParagraph"/>
+        <w:ind w:left="880"/>
+        <w:rPr>
+          <w:rFonts w:ascii="Arial" w:hAnsi="Arial" w:cs="Arial"/>
+          <w:b/>
+          <w:bCs/>
+          <w:sz w:val="28"/>
+          <w:szCs w:val="28"/>
+        </w:rPr>
+      </w:pPr>
+    </w:p>
+    <w:p>
+      <w:pPr>
+        <w:pStyle w:val="ListParagraph"/>
+        <w:ind w:left="880"/>
+        <w:rPr>
+          <w:rFonts w:ascii="Arial" w:hAnsi="Arial" w:cs="Arial"/>
+          <w:b/>
+          <w:bCs/>
+          <w:sz w:val="28"/>
+          <w:szCs w:val="28"/>
+        </w:rPr>
+      </w:pPr>
+    </w:p>
+    <w:p>
+      <w:pPr>
+        <w:pStyle w:val="ListParagraph"/>
+        <w:ind w:left="880"/>
+        <w:rPr>
+          <w:rFonts w:ascii="Arial" w:hAnsi="Arial" w:cs="Arial"/>
+          <w:b/>
+          <w:bCs/>
+          <w:sz w:val="28"/>
+          <w:szCs w:val="28"/>
+        </w:rPr>
+      </w:pPr>
+    </w:p>
+    <w:p>
+      <w:pPr>
+        <w:pStyle w:val="ListParagraph"/>
+        <w:ind w:left="880"/>
+        <w:rPr>
+          <w:rFonts w:ascii="Arial" w:hAnsi="Arial" w:cs="Arial"/>
+          <w:b/>
+          <w:bCs/>
+          <w:sz w:val="28"/>
+          <w:szCs w:val="28"/>
+        </w:rPr>
+      </w:pPr>
+    </w:p>
+    <w:p>
+      <w:pPr>
+        <w:pStyle w:val="ListParagraph"/>
+        <w:ind w:left="880"/>
+        <w:rPr>
+          <w:rFonts w:ascii="Arial" w:hAnsi="Arial" w:cs="Arial"/>
+          <w:b/>
+          <w:bCs/>
+          <w:sz w:val="28"/>
+          <w:szCs w:val="28"/>
+        </w:rPr>
+      </w:pPr>
       <w:r>
         <w:rPr>
           <w:rFonts w:ascii="Arial" w:hAnsi="Arial" w:cs="Arial"/>
@@ -2784,6 +3353,7 @@
           <w:sz w:val="28"/>
           <w:szCs w:val="28"/>
         </w:rPr>
+        <w:lastRenderedPageBreak/>
         <w:br/>
       </w:r>
     </w:p>
@@ -6543,7 +7113,6 @@
   <w:style w:type="character" w:default="1" w:styleId="DefaultParagraphFont">
     <w:name w:val="Default Paragraph Font"/>
     <w:uiPriority w:val="1"/>
-    <w:semiHidden/>
     <w:unhideWhenUsed/>
   </w:style>
   <w:style w:type="table" w:default="1" w:styleId="TableNormal">
